--- a/功能实现情况.docx
+++ b/功能实现情况.docx
@@ -247,21 +247,8 @@
             </w:tcMar>
           </w:tcPr>
           <w:p>
-            <w:pPr>
-              <w:spacing w:after="0" w:line="252" w:lineRule="auto"/>
-            </w:pPr>
             <w:r>
-              <w:rPr>
-                <w:sz w:val="16"/>
-              </w:rPr>
-            </w:r>
-            <w:r>
-              <w:rPr>
-                <w:rFonts w:ascii="Microsoft YaHei" w:hAnsi="Microsoft YaHei" w:eastAsia="Microsoft YaHei"/>
-                <w:b/>
-                <w:sz w:val="16"/>
-              </w:rPr>
-              <w:t>QUAD 四分屏</w:t>
+              <w:t>检测四分屏</w:t>
             </w:r>
           </w:p>
         </w:tc>
@@ -277,19 +264,7 @@
             </w:tcMar>
           </w:tcPr>
           <w:p>
-            <w:pPr>
-              <w:spacing w:after="0" w:line="252" w:lineRule="auto"/>
-            </w:pPr>
             <w:r>
-              <w:rPr>
-                <w:sz w:val="16"/>
-              </w:rPr>
-            </w:r>
-            <w:r>
-              <w:rPr>
-                <w:rFonts w:ascii="Microsoft YaHei" w:hAnsi="Microsoft YaHei" w:eastAsia="Microsoft YaHei"/>
-                <w:sz w:val="16"/>
-              </w:rPr>
               <w:t>左上 ORIGINAL；右上 EDGE MAP；左下 RED MASK；右下 TARGET</w:t>
             </w:r>
           </w:p>
@@ -306,20 +281,8 @@
             </w:tcMar>
           </w:tcPr>
           <w:p>
-            <w:pPr>
-              <w:spacing w:after="0" w:line="252" w:lineRule="auto"/>
-            </w:pPr>
             <w:r>
-              <w:rPr>
-                <w:sz w:val="16"/>
-              </w:rPr>
-            </w:r>
-            <w:r>
-              <w:rPr>
-                <w:rFonts w:ascii="Microsoft YaHei" w:hAnsi="Microsoft YaHei" w:eastAsia="Microsoft YaHei"/>
-                <w:sz w:val="16"/>
-              </w:rPr>
-              <w:t>调试时同时观察原图、边缘、红色候选和最终框选结果。每格左上角的标题说明该格内容。</w:t>
+              <w:t>同时观察原图、边缘、全屏红色候选和最终框选结果；检测仍只使用 ROI 内候选。</w:t>
             </w:r>
           </w:p>
         </w:tc>
@@ -552,20 +515,8 @@
             <w:shd w:fill="F2F6FA"/>
           </w:tcPr>
           <w:p>
-            <w:pPr>
-              <w:spacing w:after="0" w:line="252" w:lineRule="auto"/>
-            </w:pPr>
             <w:r>
-              <w:rPr>
-                <w:sz w:val="16"/>
-              </w:rPr>
-            </w:r>
-            <w:r>
-              <w:rPr>
-                <w:rFonts w:ascii="Microsoft YaHei" w:hAnsi="Microsoft YaHei" w:eastAsia="Microsoft YaHei"/>
-                <w:sz w:val="16"/>
-              </w:rPr>
-              <w:t>红色候选像素以绿色显示，背景为暗色；叠加 ROI 线和拨片状态小方块</w:t>
+              <w:t>全画面满足颜色阈值的像素以绿色显示，背景为暗色；叠加 ROI 线和拨片状态小方块</w:t>
             </w:r>
           </w:p>
         </w:tc>
@@ -582,20 +533,8 @@
             <w:shd w:fill="F2F6FA"/>
           </w:tcPr>
           <w:p>
-            <w:pPr>
-              <w:spacing w:after="0" w:line="252" w:lineRule="auto"/>
-            </w:pPr>
             <w:r>
-              <w:rPr>
-                <w:sz w:val="16"/>
-              </w:rPr>
-            </w:r>
-            <w:r>
-              <w:rPr>
-                <w:rFonts w:ascii="Microsoft YaHei" w:hAnsi="Microsoft YaHei" w:eastAsia="Microsoft YaHei"/>
-                <w:sz w:val="16"/>
-              </w:rPr>
-              <w:t>绿色是二值掩码的显示颜色，不是被识别物体的真实颜色。它表示通过颜色条件且落在 ROI 内的像素，尚不等于最终火警。</w:t>
+              <w:t>绿色表示通过红色阈值的像素。显示掩码覆盖全画面；火焰检测候选和统计仍受 ROI 限制，因此线外绿色不参与检测。</w:t>
             </w:r>
           </w:p>
         </w:tc>
@@ -686,6 +625,38 @@
                 <w:sz w:val="16"/>
               </w:rPr>
               <w:t>红框表示火焰检测支路输出的目标区域；该框经过连通区域和特征条件筛选。屏幕上的 ALARM 文字/边框表示报警状态。</w:t>
+            </w:r>
+          </w:p>
+        </w:tc>
+      </w:tr>
+      <w:tr>
+        <w:tc>
+          <w:tcPr>
+            <w:tcW w:type="dxa" w:w="3389"/>
+          </w:tcPr>
+          <w:p>
+            <w:r>
+              <w:t>图像处理四分屏</w:t>
+            </w:r>
+          </w:p>
+        </w:tc>
+        <w:tc>
+          <w:tcPr>
+            <w:tcW w:type="dxa" w:w="3389"/>
+          </w:tcPr>
+          <w:p>
+            <w:r>
+              <w:t>BINARY、GAMMA、SAT、HEAT MAP</w:t>
+            </w:r>
+          </w:p>
+        </w:tc>
+        <w:tc>
+          <w:tcPr>
+            <w:tcW w:type="dxa" w:w="3389"/>
+          </w:tcPr>
+          <w:p>
+            <w:r>
+              <w:t>并列展示二值化、伽马校正、饱和度调整和热力图，便于演示基础图像处理效果；这些视图不是额外的火灾分类器。</w:t>
             </w:r>
           </w:p>
         </w:tc>
@@ -1869,10 +1840,7 @@
     </w:p>
     <w:p>
       <w:r>
-        <w:rPr>
-          <w:rFonts w:ascii="Microsoft YaHei" w:hAnsi="Microsoft YaHei" w:eastAsia="Microsoft YaHei"/>
-        </w:rPr>
-        <w:t>这条规则让用户可以用两条边界选择中间通道，也可以交叉两线后排除中间、只看两侧。移动边界后，RED MASK 中线外候选会消失，TARGET 中新检测框也只会来自有效区域；已生成的框可能会在检测流水线完成当前帧更新后才变化。</w:t>
+        <w:t>这条规则让用户可以用两条边界选择中间通道，也可以交叉两线后排除中间、只看两侧。移动边界后，RED MASK 仍会显示线外全屏颜色候选，TARGET 中新检测框也只会来自有效区域；已生成的框可能会在检测流水线完成当前帧更新后才变化。</w:t>
       </w:r>
     </w:p>
     <w:p>
@@ -2079,20 +2047,8 @@
             </w:tcMar>
           </w:tcPr>
           <w:p>
-            <w:pPr>
-              <w:spacing w:after="0" w:line="252" w:lineRule="auto"/>
-            </w:pPr>
             <w:r>
-              <w:rPr>
-                <w:sz w:val="16"/>
-              </w:rPr>
-            </w:r>
-            <w:r>
-              <w:rPr>
-                <w:rFonts w:ascii="Microsoft YaHei" w:hAnsi="Microsoft YaHei" w:eastAsia="Microsoft YaHei"/>
-                <w:sz w:val="16"/>
-              </w:rPr>
-              <w:t>顺序循环：QUAD → ORIGINAL → EDGE MAP → RED MASK → TARGET → QUAD。</w:t>
+              <w:t>顺序循环：检测四分屏 → 图像处理四分屏 → ORIGINAL → EDGE MAP → RED MASK → TARGET → 检测四分屏。</w:t>
             </w:r>
           </w:p>
         </w:tc>
@@ -2262,20 +2218,8 @@
             </w:tcMar>
           </w:tcPr>
           <w:p>
-            <w:pPr>
-              <w:spacing w:after="0" w:line="252" w:lineRule="auto"/>
-            </w:pPr>
             <w:r>
-              <w:rPr>
-                <w:sz w:val="16"/>
-              </w:rPr>
-            </w:r>
-            <w:r>
-              <w:rPr>
-                <w:rFonts w:ascii="Microsoft YaHei" w:hAnsi="Microsoft YaHei" w:eastAsia="Microsoft YaHei"/>
-                <w:sz w:val="16"/>
-              </w:rPr>
-              <w:t>需要 SW2 处于抓拍使能状态。实时显示时抓取按下触发附近的显示帧；暂停时抓取当前冻结画面。按键经过消抖和长按判定后有少量延迟，因此实时画面与按下瞬间可能存在几帧差异。</w:t>
+              <w:t>实时显示时在长按识别后等待显示帧边界并采集；暂停时采集当前冻结画面。长按判定约300ms，另有消抖和帧边界等待。当前RTL的手动抓拍触发没有检查SW2；SW2明确门控自动抓拍，手动抓拍与SW2的预期关系应在上板确认。</w:t>
             </w:r>
           </w:p>
         </w:tc>
@@ -2493,10 +2437,7 @@
         <w:pStyle w:val="ListNumber"/>
       </w:pPr>
       <w:r>
-        <w:rPr>
-          <w:rFonts w:ascii="Microsoft YaHei" w:hAnsi="Microsoft YaHei" w:eastAsia="Microsoft YaHei"/>
-        </w:rPr>
-        <w:t>短按 K1 进入 QUAD：先看 ORIGINAL，再看 RED MASK 是否只在目标处出现绿色候选，最后看 TARGET 是否形成合理红框。</w:t>
+        <w:t>短按 K1 循环页面：先看检测四分屏，再看图像处理四分屏（BINARY/GAMMA/SAT/HEAT MAP），之后可进入各单屏。检测四分屏里 RED MASK 在线外也应显示满足颜色阈值的绿色像素，但线外候选不应形成检测框。</w:t>
       </w:r>
     </w:p>
     <w:p>
@@ -2615,6 +2556,155 @@
           <w:rFonts w:ascii="Microsoft YaHei" w:hAnsi="Microsoft YaHei" w:eastAsia="Microsoft YaHei"/>
         </w:rPr>
         <w:t>最终演示前，建议在当前 Anlogic TD 工程中确认所有新增 Verilog 文件均加入工程编译顺序，并重新综合、下载；本说明文档的更新本身不代表已完成综合或上板回归。</w:t>
+      </w:r>
+    </w:p>
+    <w:p>
+      <w:pPr>
+        <w:pStyle w:val="Heading1"/>
+      </w:pPr>
+      <w:r>
+        <w:t>11. 当前实现盘点与验证边界</w:t>
+      </w:r>
+    </w:p>
+    <w:p>
+      <w:pPr>
+        <w:pStyle w:val="Heading2"/>
+      </w:pPr>
+      <w:r>
+        <w:t>已完成且结构较扎实的部分</w:t>
+      </w:r>
+    </w:p>
+    <w:p>
+      <w:pPr>
+        <w:pStyle w:val="ListBullet"/>
+      </w:pPr>
+      <w:r>
+        <w:t>摄像头输入后的原图、Sobel边缘、红色候选、连通域火焰框和亮点候选在PL内并行处理；K1切换显示页面不负责启停检测链。</w:t>
+      </w:r>
+    </w:p>
+    <w:p>
+      <w:pPr>
+        <w:pStyle w:val="ListBullet"/>
+      </w:pPr>
+      <w:r>
+        <w:t>两种四分屏已经加入：检测四分屏用于观察检测链，图像处理四分屏展示BINARY、GAMMA、SAT和HEAT MAP。图像处理四分屏用于直观演示，不是额外检测器。</w:t>
+      </w:r>
+    </w:p>
+    <w:p>
+      <w:pPr>
+        <w:pStyle w:val="ListBullet"/>
+      </w:pPr>
+      <w:r>
+        <w:t>ROI的中间区域/两侧区域规则已同时用于火焰和亮点候选判定；RED MASK仍显示全画面红色阈值结果，帮助观察ROI外被屏蔽的候选。</w:t>
+      </w:r>
+    </w:p>
+    <w:p>
+      <w:pPr>
+        <w:pStyle w:val="ListBullet"/>
+      </w:pPr>
+      <w:r>
+        <w:t>火焰链路具有连通域框选、边缘/饱和度/闪烁门控、帧级IIR和自适应面积门槛；烟头支路具有亮点像素数量、包围盒形状筛选及独立分数。</w:t>
+      </w:r>
+    </w:p>
+    <w:p>
+      <w:pPr>
+        <w:pStyle w:val="ListBullet"/>
+      </w:pPr>
+      <w:r>
+        <w:t>显示暂停时，画面和与画面对应的OSD/检测框快照一起冻结；检测与报警仍处理实时摄像头数据。</w:t>
+      </w:r>
+    </w:p>
+    <w:p>
+      <w:pPr>
+        <w:pStyle w:val="ListBullet"/>
+      </w:pPr>
+      <w:r>
+        <w:t>自动告警快照、K2手动抓拍、RGB565缩略图、二进制日志和裸扇区环形写入均已有RTL路径。TF写入旁路于主视频像素通路。</w:t>
+      </w:r>
+    </w:p>
+    <w:p>
+      <w:pPr>
+        <w:pStyle w:val="Heading2"/>
+      </w:pPr>
+      <w:r>
+        <w:t>当前不足或不能据源码宣称已达标的部分</w:t>
+      </w:r>
+    </w:p>
+    <w:p>
+      <w:pPr>
+        <w:pStyle w:val="ListBullet"/>
+      </w:pPr>
+      <w:r>
+        <w:t>“零丢帧”尚无输入/输出帧计数对照、FIFO溢出统计或完整长时间压力测试支撑。视图切换不复位处理链，不等于在所有时钟和存储压力下已证明零丢帧。</w:t>
+      </w:r>
+    </w:p>
+    <w:p>
+      <w:pPr>
+        <w:pStyle w:val="ListBullet"/>
+      </w:pPr>
+      <w:r>
+        <w:t>OSD时延是CSI时钟域内从输入帧头到ISP输出帧头的周期计数，不包含DDR显示读取、HDMI输出链路和显示器响应，不能称为摄像头到屏幕的端到端时延。FPS是约一秒窗内的帧数统计。</w:t>
+      </w:r>
+    </w:p>
+    <w:p>
+      <w:pPr>
+        <w:pStyle w:val="ListBullet"/>
+      </w:pPr>
+      <w:r>
+        <w:t>火焰CONF是规则门控的加权分数，不是经标注数据校准的概率。CONF显示为CONFIRMED也不代表报警灯/蜂鸣器必定同时触发；报警还有独立的多帧防抖和保持逻辑。</w:t>
+      </w:r>
+    </w:p>
+    <w:p>
+      <w:pPr>
+        <w:pStyle w:val="ListBullet"/>
+      </w:pPr>
+      <w:r>
+        <w:t>烟头支路本质是亮点簇/面积/形态规则，不是语义识别；LED、反光和其他小亮点仍可能混淆。</w:t>
+      </w:r>
+    </w:p>
+    <w:p>
+      <w:pPr>
+        <w:pStyle w:val="ListBullet"/>
+      </w:pPr>
+      <w:r>
+        <w:t>连通域对外最多提供两个火焰框；更密集、碎片化或相邻目标可能合并或被舍弃。</w:t>
+      </w:r>
+    </w:p>
+    <w:p>
+      <w:pPr>
+        <w:pStyle w:val="ListBullet"/>
+      </w:pPr>
+      <w:r>
+        <w:t>SW2当前门控自动抓拍；K2手动抓拍的RTL触发条件未检查SW2。若SW2关闭时应禁止任何抓拍，需要统一实现和实测。</w:t>
+      </w:r>
+    </w:p>
+    <w:p>
+      <w:pPr>
+        <w:pStyle w:val="ListBullet"/>
+      </w:pPr>
+      <w:r>
+        <w:t>TF数据不是JPG/JPEG；当前是RGB565原始缩略图与二进制日志。环形区约16组记录后回绕并覆盖最早数据。</w:t>
+      </w:r>
+    </w:p>
+    <w:p>
+      <w:pPr>
+        <w:pStyle w:val="ListBullet"/>
+      </w:pPr>
+      <w:r>
+        <w:t>自适应阈值、颜色/边缘/饱和度门限和告警响应时间仍需用真实目标与负样本标定。资源、时序收敛和长期稳定性需由当前TD工程报告和板上测试确认。</w:t>
+      </w:r>
+    </w:p>
+    <w:p>
+      <w:pPr>
+        <w:pStyle w:val="Heading2"/>
+      </w:pPr>
+      <w:r>
+        <w:t>建议的验收记录</w:t>
+      </w:r>
+    </w:p>
+    <w:p>
+      <w:r>
+        <w:t>后续把“已完成”升级为“已验证”，建议记录：两种四分屏与单屏切换、ROI内外对照、暂停期间OSD/框冻结、自动与手动抓拍及SW2状态、不同光照下误报漏报、连续运行帧计数与FIFO溢出、综合资源/时序报告、TF卡回绕后的数据可读性。</w:t>
       </w:r>
     </w:p>
     <w:sectPr>
